--- a/Relatorio_Atividade_Inicial_TCC_Lucas_Henrique.docx
+++ b/Relatorio_Atividade_Inicial_TCC_Lucas_Henrique.docx
@@ -198,19 +198,24 @@
         <w:jc w:val="both"/>
       </w:pPr>
       <w:r>
-        <w:t>Semestre previsto para defesa: 2026/2</w:t>
-      </w:r>
-    </w:p>
-    <w:p>
-      <w:pPr>
-        <w:spacing w:after="120"/>
-        <w:jc w:val="both"/>
-      </w:pPr>
-      <w:r>
-        <w:t>Data de entrega: 24 de maio de 2026</w:t>
-      </w:r>
-    </w:p>
-    <w:p>
+        <w:t xml:space="preserve">Semestre </w:t>
+      </w:r>
+      <w:proofErr w:type="spellStart"/>
+      <w:r>
+        <w:t>previsto</w:t>
+      </w:r>
+      <w:proofErr w:type="spellEnd"/>
+      <w:r>
+        <w:t xml:space="preserve"> para </w:t>
+      </w:r>
+      <w:proofErr w:type="spellStart"/>
+      <w:r>
+        <w:t>defesa</w:t>
+      </w:r>
+      <w:proofErr w:type="spellEnd"/>
+      <w:r>
+        <w:t>: 2026/2</w:t>
+      </w:r>
       <w:r>
         <w:br w:type="page"/>
       </w:r>
